--- a/docs/atlas/ATL-17_Tai-khoan-tien.docx
+++ b/docs/atlas/ATL-17_Tai-khoan-tien.docx
@@ -313,7 +313,7 @@
                 <w:sz w:val="19"/>
                 <w:szCs w:val="19"/>
               </w:rPr>
-              <w:t xml:space="preserve">1.0 — 22/10/2026</w:t>
+              <w:t xml:space="preserve">1.1 — 23/10/2026</w:t>
             </w:r>
           </w:p>
         </w:tc>
@@ -519,7 +519,7 @@
           <w:sz w:val="19"/>
           <w:szCs w:val="19"/>
         </w:rPr>
-        <w:t xml:space="preserve">Lưu ý: các mã quyền là danh mục đã định nghĩa (xem ATL-23); giao diện hiện chưa kiểm tra quyền — mọi tài khoản đăng nhập đều xem và dùng được mọi chức năng.</w:t>
+        <w:t xml:space="preserve">Lưu ý: quyền được kiểm tra ở cả hai nơi — giao diện ẩn trang, mục menu và nút mà chức vụ không có quyền; máy chủ kiểm tra lại ở mọi API (thiếu quyền thì báo "Chức vụ của bạn chưa có quyền…"). Danh mục quyền: ATL-23.</w:t>
       </w:r>
     </w:p>
     <w:p>
@@ -2852,7 +2852,7 @@
           <w:sz w:val="21"/>
           <w:szCs w:val="21"/>
         </w:rPr>
-        <w:t xml:space="preserve">Hệ thống hiện chạy trên dữ liệu mô phỏng (mock) trong trình duyệt; các quy tắc dưới đây là hành vi đã cài đặt ở giao diện và sẽ ánh xạ 1:1 sang API backend.</w:t>
+        <w:t xml:space="preserve">Dữ liệu được lưu ở máy chủ (cơ sở dữ liệu PostgreSQL) và đọc / ghi qua API; các quy tắc nghiệp vụ trong tài liệu này được áp ở máy chủ, giao diện báo lỗi sớm cho người dùng. Mỗi thao tác ghi để lại một dòng Nhật ký hoạt động (ATL-27).</w:t>
       </w:r>
     </w:p>
     <w:sectPr>

--- a/docs/atlas/ATL-17_Tai-khoan-tien.docx
+++ b/docs/atlas/ATL-17_Tai-khoan-tien.docx
@@ -1,6 +1,6 @@
 
 <file path=word/document.xml><?xml version="1.0" encoding="utf-8"?>
-<w:document xmlns:wpc="http://schemas.microsoft.com/office/word/2010/wordprocessingCanvas" xmlns:mc="http://schemas.openxmlformats.org/markup-compatibility/2006" xmlns:o="urn:schemas-microsoft-com:office:office" xmlns:r="http://schemas.openxmlformats.org/officeDocument/2006/relationships" xmlns:m="http://schemas.openxmlformats.org/officeDocument/2006/math" xmlns:v="urn:schemas-microsoft-com:vml" xmlns:wp14="http://schemas.microsoft.com/office/word/2010/wordprocessingDrawing" xmlns:wp="http://schemas.openxmlformats.org/drawingml/2006/wordprocessingDrawing" xmlns:w10="urn:schemas-microsoft-com:office:word" xmlns:w="http://schemas.openxmlformats.org/wordprocessingml/2006/main" xmlns:w14="http://schemas.microsoft.com/office/word/2010/wordml" xmlns:w15="http://schemas.microsoft.com/office/word/2012/wordml" xmlns:wpg="http://schemas.microsoft.com/office/word/2010/wordprocessingGroup" xmlns:wpi="http://schemas.microsoft.com/office/word/2010/wordprocessingInk" xmlns:wne="http://schemas.microsoft.com/office/word/2006/wordml" xmlns:wps="http://schemas.microsoft.com/office/word/2010/wordprocessingShape" xmlns:cx="http://schemas.microsoft.com/office/drawing/2014/chartex" xmlns:cx1="http://schemas.microsoft.com/office/drawing/2015/9/8/chartex" xmlns:cx2="http://schemas.microsoft.com/office/drawing/2015/10/21/chartex" xmlns:cx3="http://schemas.microsoft.com/office/drawing/2016/5/9/chartex" xmlns:cx4="http://schemas.microsoft.com/office/drawing/2016/5/10/chartex" xmlns:cx5="http://schemas.microsoft.com/office/drawing/2016/5/11/chartex" xmlns:cx6="http://schemas.microsoft.com/office/drawing/2016/5/12/chartex" xmlns:cx7="http://schemas.microsoft.com/office/drawing/2016/5/13/chartex" xmlns:cx8="http://schemas.microsoft.com/office/drawing/2016/5/14/chartex" xmlns:aink="http://schemas.microsoft.com/office/drawing/2016/ink" xmlns:am3d="http://schemas.microsoft.com/office/drawing/2017/model3d" xmlns:w16cex="http://schemas.microsoft.com/office/word/2018/wordml/cex" xmlns:w16cid="http://schemas.microsoft.com/office/word/2016/wordml/cid" xmlns:w16="http://schemas.microsoft.com/office/word/2018/wordml" xmlns:w16sdtdh="http://schemas.microsoft.com/office/word/2020/wordml/sdtdatahash" xmlns:w16se="http://schemas.microsoft.com/office/word/2015/wordml/symex" mc:Ignorable="w14 w15 wp14">
+<w:document xmlns:r="http://schemas.openxmlformats.org/officeDocument/2006/relationships" xmlns:w="http://schemas.openxmlformats.org/wordprocessingml/2006/main">
   <w:body>
     <w:p>
       <w:pPr>
@@ -313,7 +313,7 @@
                 <w:sz w:val="19"/>
                 <w:szCs w:val="19"/>
               </w:rPr>
-              <w:t xml:space="preserve">1.1 — 23/10/2026</w:t>
+              <w:t xml:space="preserve">1.2 — 29/10/2026</w:t>
             </w:r>
           </w:p>
         </w:tc>
@@ -386,11 +386,6 @@
         </w:tc>
       </w:tr>
     </w:tbl>
-    <w:p>
-      <w:pPr>
-        <w:spacing w:after="80"/>
-      </w:pPr>
-    </w:p>
     <w:p>
       <w:pPr>
         <w:pStyle w:val="Heading1"/>
@@ -437,7 +432,7 @@
           <w:sz w:val="21"/>
           <w:szCs w:val="21"/>
         </w:rPr>
-        <w:t xml:space="preserve">Danh mục nơi giữ tiền: quỹ tiền mặt và các tài khoản ngân hàng. Mỗi phiếu thu chi chọn một tài khoản; số dư tính tự động.</w:t>
+        <w:t xml:space="preserve">Danh mục nơi giữ tiền: quỹ tiền mặt và các tài khoản ngân hàng. Mỗi phiếu thu chi chọn một tài khoản; số dư tính tự động. Tài khoản ngân hàng khai mã BIN để in mã VietQR trên thông báo công nợ và tin nhắc nợ.</w:t>
       </w:r>
     </w:p>
     <w:p>
@@ -463,7 +458,7 @@
         <w:pStyle w:val="ListParagraph"/>
         <w:numPr>
           <w:ilvl w:val="0"/>
-          <w:numId w:val="2"/>
+          <w:numId w:val="1"/>
         </w:numPr>
         <w:spacing w:after="60" w:line="290"/>
       </w:pPr>
@@ -504,7 +499,7 @@
           <w:sz w:val="21"/>
           <w:szCs w:val="21"/>
         </w:rPr>
-        <w:t xml:space="preserve">voucher.view; thao tác cấu hình theo nhóm quyền phiếu thu chi.</w:t>
+        <w:t xml:space="preserve">voucher.view (xem); voucher.manage_account (thêm, sửa, đặt mặc định, ngừng dùng).</w:t>
       </w:r>
     </w:p>
     <w:p>
@@ -811,6 +806,11 @@
     </w:tbl>
     <w:p>
       <w:pPr>
+        <w:spacing w:after="0" w:line="120" w:lineRule="exact"/>
+      </w:pPr>
+    </w:p>
+    <w:p>
+      <w:pPr>
         <w:spacing w:after="40" w:before="40" w:line="300"/>
         <w:jc w:val="center"/>
       </w:pPr>
@@ -826,7 +826,7 @@
     </w:p>
     <w:tbl>
       <w:tblPr>
-        <w:tblW w:type="dxa" w:w="2100"/>
+        <w:tblW w:type="dxa" w:w="9638"/>
         <w:tblBorders>
           <w:top w:val="single" w:color="auto" w:sz="4"/>
           <w:left w:val="single" w:color="auto" w:sz="4"/>
@@ -837,7 +837,7 @@
         </w:tblBorders>
       </w:tblPr>
       <w:tblGrid>
-        <w:gridCol w:w="2100"/>
+        <w:gridCol w:w="9638"/>
       </w:tblGrid>
       <w:tr>
         <w:trPr>
@@ -845,7 +845,7 @@
         </w:trPr>
         <w:tc>
           <w:tcPr>
-            <w:tcW w:type="dxa" w:w="2100"/>
+            <w:tcW w:type="dxa" w:w="9638"/>
             <w:tcBorders>
               <w:top w:val="single" w:color="A6A6A6" w:sz="4"/>
               <w:left w:val="single" w:color="A6A6A6" w:sz="4"/>
@@ -882,7 +882,7 @@
     </w:tbl>
     <w:p>
       <w:pPr>
-        <w:spacing w:after="80"/>
+        <w:spacing w:after="0" w:line="120" w:lineRule="exact"/>
       </w:pPr>
     </w:p>
     <w:tbl>
@@ -898,10 +898,10 @@
         </w:tblBorders>
       </w:tblPr>
       <w:tblGrid>
-        <w:gridCol w:w="596"/>
-        <w:gridCol w:w="1490"/>
-        <w:gridCol w:w="3974"/>
-        <w:gridCol w:w="3578"/>
+        <w:gridCol w:w="660"/>
+        <w:gridCol w:w="1100"/>
+        <w:gridCol w:w="4230"/>
+        <w:gridCol w:w="3648"/>
       </w:tblGrid>
       <w:tr>
         <w:trPr>
@@ -910,7 +910,7 @@
         </w:trPr>
         <w:tc>
           <w:tcPr>
-            <w:tcW w:type="dxa" w:w="596"/>
+            <w:tcW w:type="dxa" w:w="660"/>
             <w:tcBorders>
               <w:top w:val="single" w:color="A6A6A6" w:sz="4"/>
               <w:left w:val="single" w:color="A6A6A6" w:sz="4"/>
@@ -944,7 +944,7 @@
         </w:tc>
         <w:tc>
           <w:tcPr>
-            <w:tcW w:type="dxa" w:w="1490"/>
+            <w:tcW w:type="dxa" w:w="1100"/>
             <w:tcBorders>
               <w:top w:val="single" w:color="A6A6A6" w:sz="4"/>
               <w:left w:val="single" w:color="A6A6A6" w:sz="4"/>
@@ -978,7 +978,7 @@
         </w:tc>
         <w:tc>
           <w:tcPr>
-            <w:tcW w:type="dxa" w:w="3974"/>
+            <w:tcW w:type="dxa" w:w="4230"/>
             <w:tcBorders>
               <w:top w:val="single" w:color="A6A6A6" w:sz="4"/>
               <w:left w:val="single" w:color="A6A6A6" w:sz="4"/>
@@ -1012,7 +1012,7 @@
         </w:tc>
         <w:tc>
           <w:tcPr>
-            <w:tcW w:type="dxa" w:w="3578"/>
+            <w:tcW w:type="dxa" w:w="3648"/>
             <w:tcBorders>
               <w:top w:val="single" w:color="A6A6A6" w:sz="4"/>
               <w:left w:val="single" w:color="A6A6A6" w:sz="4"/>
@@ -1051,7 +1051,7 @@
         </w:trPr>
         <w:tc>
           <w:tcPr>
-            <w:tcW w:type="dxa" w:w="596"/>
+            <w:tcW w:type="dxa" w:w="660"/>
             <w:tcBorders>
               <w:top w:val="single" w:color="A6A6A6" w:sz="4"/>
               <w:left w:val="single" w:color="A6A6A6" w:sz="4"/>
@@ -1082,7 +1082,7 @@
         </w:tc>
         <w:tc>
           <w:tcPr>
-            <w:tcW w:type="dxa" w:w="1490"/>
+            <w:tcW w:type="dxa" w:w="1100"/>
             <w:tcBorders>
               <w:top w:val="single" w:color="A6A6A6" w:sz="4"/>
               <w:left w:val="single" w:color="A6A6A6" w:sz="4"/>
@@ -1113,63 +1113,63 @@
         </w:tc>
         <w:tc>
           <w:tcPr>
-            <w:tcW w:type="dxa" w:w="3974"/>
-            <w:tcBorders>
-              <w:top w:val="single" w:color="A6A6A6" w:sz="4"/>
-              <w:left w:val="single" w:color="A6A6A6" w:sz="4"/>
-              <w:bottom w:val="single" w:color="A6A6A6" w:sz="4"/>
-              <w:right w:val="single" w:color="A6A6A6" w:sz="4"/>
-            </w:tcBorders>
-            <w:tcMar>
-              <w:top w:type="dxa" w:w="60"/>
-              <w:left w:type="dxa" w:w="100"/>
-              <w:bottom w:type="dxa" w:w="60"/>
-              <w:right w:type="dxa" w:w="100"/>
-            </w:tcMar>
-            <w:vAlign w:val="top"/>
-          </w:tcPr>
-          <w:p>
-            <w:pPr>
-              <w:spacing w:after="20" w:line="270"/>
-            </w:pPr>
-            <w:r>
-              <w:rPr>
-                <w:rFonts w:ascii="Arial" w:cs="Arial" w:eastAsia="Arial" w:hAnsi="Arial"/>
-                <w:sz w:val="19"/>
-                <w:szCs w:val="19"/>
-              </w:rPr>
-              <w:t xml:space="preserve">Bấm "Thêm tài khoản": tên, mã (TM, TCB-9999…), tính chất Tiền mặt / Chuyển khoản; với ngân hàng: ngân hàng, số tài khoản, chủ tài khoản, chi nhánh.</w:t>
-            </w:r>
-          </w:p>
-        </w:tc>
-        <w:tc>
-          <w:tcPr>
-            <w:tcW w:type="dxa" w:w="3578"/>
-            <w:tcBorders>
-              <w:top w:val="single" w:color="A6A6A6" w:sz="4"/>
-              <w:left w:val="single" w:color="A6A6A6" w:sz="4"/>
-              <w:bottom w:val="single" w:color="A6A6A6" w:sz="4"/>
-              <w:right w:val="single" w:color="A6A6A6" w:sz="4"/>
-            </w:tcBorders>
-            <w:tcMar>
-              <w:top w:type="dxa" w:w="60"/>
-              <w:left w:type="dxa" w:w="100"/>
-              <w:bottom w:type="dxa" w:w="60"/>
-              <w:right w:type="dxa" w:w="100"/>
-            </w:tcMar>
-            <w:vAlign w:val="top"/>
-          </w:tcPr>
-          <w:p>
-            <w:pPr>
-              <w:spacing w:after="20" w:line="270"/>
-            </w:pPr>
-            <w:r>
-              <w:rPr>
-                <w:rFonts w:ascii="Arial" w:cs="Arial" w:eastAsia="Arial" w:hAnsi="Arial"/>
-                <w:sz w:val="19"/>
-                <w:szCs w:val="19"/>
-              </w:rPr>
-              <w:t xml:space="preserve">Tài khoản xuất hiện ở form phiếu thu chi.</w:t>
+            <w:tcW w:type="dxa" w:w="4230"/>
+            <w:tcBorders>
+              <w:top w:val="single" w:color="A6A6A6" w:sz="4"/>
+              <w:left w:val="single" w:color="A6A6A6" w:sz="4"/>
+              <w:bottom w:val="single" w:color="A6A6A6" w:sz="4"/>
+              <w:right w:val="single" w:color="A6A6A6" w:sz="4"/>
+            </w:tcBorders>
+            <w:tcMar>
+              <w:top w:type="dxa" w:w="60"/>
+              <w:left w:type="dxa" w:w="100"/>
+              <w:bottom w:type="dxa" w:w="60"/>
+              <w:right w:type="dxa" w:w="100"/>
+            </w:tcMar>
+            <w:vAlign w:val="top"/>
+          </w:tcPr>
+          <w:p>
+            <w:pPr>
+              <w:spacing w:after="20" w:line="270"/>
+            </w:pPr>
+            <w:r>
+              <w:rPr>
+                <w:rFonts w:ascii="Arial" w:cs="Arial" w:eastAsia="Arial" w:hAnsi="Arial"/>
+                <w:sz w:val="19"/>
+                <w:szCs w:val="19"/>
+              </w:rPr>
+              <w:t xml:space="preserve">Bấm "Thêm tài khoản": tên, mã (TM, TCB-9999…), tính chất Tiền mặt / Chuyển khoản; với ngân hàng: chọn ngân hàng cho mã VietQR (điền mã BIN 6 số), tên ngân hàng in trên chứng từ, số tài khoản, chủ tài khoản, chi nhánh.</w:t>
+            </w:r>
+          </w:p>
+        </w:tc>
+        <w:tc>
+          <w:tcPr>
+            <w:tcW w:type="dxa" w:w="3648"/>
+            <w:tcBorders>
+              <w:top w:val="single" w:color="A6A6A6" w:sz="4"/>
+              <w:left w:val="single" w:color="A6A6A6" w:sz="4"/>
+              <w:bottom w:val="single" w:color="A6A6A6" w:sz="4"/>
+              <w:right w:val="single" w:color="A6A6A6" w:sz="4"/>
+            </w:tcBorders>
+            <w:tcMar>
+              <w:top w:type="dxa" w:w="60"/>
+              <w:left w:type="dxa" w:w="100"/>
+              <w:bottom w:type="dxa" w:w="60"/>
+              <w:right w:type="dxa" w:w="100"/>
+            </w:tcMar>
+            <w:vAlign w:val="top"/>
+          </w:tcPr>
+          <w:p>
+            <w:pPr>
+              <w:spacing w:after="20" w:line="270"/>
+            </w:pPr>
+            <w:r>
+              <w:rPr>
+                <w:rFonts w:ascii="Arial" w:cs="Arial" w:eastAsia="Arial" w:hAnsi="Arial"/>
+                <w:sz w:val="19"/>
+                <w:szCs w:val="19"/>
+              </w:rPr>
+              <w:t xml:space="preserve">Tài khoản xuất hiện ở form phiếu thu chi; có ô "Xem thử mã VietQR" để quét bằng app ngân hàng kiểm tra đúng tài khoản.</w:t>
             </w:r>
           </w:p>
         </w:tc>
@@ -1180,7 +1180,7 @@
         </w:trPr>
         <w:tc>
           <w:tcPr>
-            <w:tcW w:type="dxa" w:w="596"/>
+            <w:tcW w:type="dxa" w:w="660"/>
             <w:tcBorders>
               <w:top w:val="single" w:color="A6A6A6" w:sz="4"/>
               <w:left w:val="single" w:color="A6A6A6" w:sz="4"/>
@@ -1211,7 +1211,7 @@
         </w:tc>
         <w:tc>
           <w:tcPr>
-            <w:tcW w:type="dxa" w:w="1490"/>
+            <w:tcW w:type="dxa" w:w="1100"/>
             <w:tcBorders>
               <w:top w:val="single" w:color="A6A6A6" w:sz="4"/>
               <w:left w:val="single" w:color="A6A6A6" w:sz="4"/>
@@ -1242,7 +1242,7 @@
         </w:tc>
         <w:tc>
           <w:tcPr>
-            <w:tcW w:type="dxa" w:w="3974"/>
+            <w:tcW w:type="dxa" w:w="4230"/>
             <w:tcBorders>
               <w:top w:val="single" w:color="A6A6A6" w:sz="4"/>
               <w:left w:val="single" w:color="A6A6A6" w:sz="4"/>
@@ -1273,7 +1273,7 @@
         </w:tc>
         <w:tc>
           <w:tcPr>
-            <w:tcW w:type="dxa" w:w="3578"/>
+            <w:tcW w:type="dxa" w:w="3648"/>
             <w:tcBorders>
               <w:top w:val="single" w:color="A6A6A6" w:sz="4"/>
               <w:left w:val="single" w:color="A6A6A6" w:sz="4"/>
@@ -1309,7 +1309,7 @@
         </w:trPr>
         <w:tc>
           <w:tcPr>
-            <w:tcW w:type="dxa" w:w="596"/>
+            <w:tcW w:type="dxa" w:w="660"/>
             <w:tcBorders>
               <w:top w:val="single" w:color="A6A6A6" w:sz="4"/>
               <w:left w:val="single" w:color="A6A6A6" w:sz="4"/>
@@ -1340,7 +1340,7 @@
         </w:tc>
         <w:tc>
           <w:tcPr>
-            <w:tcW w:type="dxa" w:w="1490"/>
+            <w:tcW w:type="dxa" w:w="1100"/>
             <w:tcBorders>
               <w:top w:val="single" w:color="A6A6A6" w:sz="4"/>
               <w:left w:val="single" w:color="A6A6A6" w:sz="4"/>
@@ -1371,7 +1371,7 @@
         </w:tc>
         <w:tc>
           <w:tcPr>
-            <w:tcW w:type="dxa" w:w="3974"/>
+            <w:tcW w:type="dxa" w:w="4230"/>
             <w:tcBorders>
               <w:top w:val="single" w:color="A6A6A6" w:sz="4"/>
               <w:left w:val="single" w:color="A6A6A6" w:sz="4"/>
@@ -1402,7 +1402,7 @@
         </w:tc>
         <w:tc>
           <w:tcPr>
-            <w:tcW w:type="dxa" w:w="3578"/>
+            <w:tcW w:type="dxa" w:w="3648"/>
             <w:tcBorders>
               <w:top w:val="single" w:color="A6A6A6" w:sz="4"/>
               <w:left w:val="single" w:color="A6A6A6" w:sz="4"/>
@@ -1438,7 +1438,7 @@
         </w:trPr>
         <w:tc>
           <w:tcPr>
-            <w:tcW w:type="dxa" w:w="596"/>
+            <w:tcW w:type="dxa" w:w="660"/>
             <w:tcBorders>
               <w:top w:val="single" w:color="A6A6A6" w:sz="4"/>
               <w:left w:val="single" w:color="A6A6A6" w:sz="4"/>
@@ -1469,7 +1469,7 @@
         </w:tc>
         <w:tc>
           <w:tcPr>
-            <w:tcW w:type="dxa" w:w="1490"/>
+            <w:tcW w:type="dxa" w:w="1100"/>
             <w:tcBorders>
               <w:top w:val="single" w:color="A6A6A6" w:sz="4"/>
               <w:left w:val="single" w:color="A6A6A6" w:sz="4"/>
@@ -1500,7 +1500,7 @@
         </w:tc>
         <w:tc>
           <w:tcPr>
-            <w:tcW w:type="dxa" w:w="3974"/>
+            <w:tcW w:type="dxa" w:w="4230"/>
             <w:tcBorders>
               <w:top w:val="single" w:color="A6A6A6" w:sz="4"/>
               <w:left w:val="single" w:color="A6A6A6" w:sz="4"/>
@@ -1531,7 +1531,7 @@
         </w:tc>
         <w:tc>
           <w:tcPr>
-            <w:tcW w:type="dxa" w:w="3578"/>
+            <w:tcW w:type="dxa" w:w="3648"/>
             <w:tcBorders>
               <w:top w:val="single" w:color="A6A6A6" w:sz="4"/>
               <w:left w:val="single" w:color="A6A6A6" w:sz="4"/>
@@ -1562,6 +1562,11 @@
         </w:tc>
       </w:tr>
     </w:tbl>
+    <w:p>
+      <w:pPr>
+        <w:spacing w:after="60"/>
+      </w:pPr>
+    </w:p>
     <w:p>
       <w:pPr>
         <w:pStyle w:val="Heading1"/>
@@ -1593,8 +1598,8 @@
         </w:tblBorders>
       </w:tblPr>
       <w:tblGrid>
-        <w:gridCol w:w="2409"/>
-        <w:gridCol w:w="7229"/>
+        <w:gridCol w:w="1441"/>
+        <w:gridCol w:w="8197"/>
       </w:tblGrid>
       <w:tr>
         <w:trPr>
@@ -1603,7 +1608,7 @@
         </w:trPr>
         <w:tc>
           <w:tcPr>
-            <w:tcW w:type="dxa" w:w="2409"/>
+            <w:tcW w:type="dxa" w:w="1441"/>
             <w:tcBorders>
               <w:top w:val="single" w:color="A6A6A6" w:sz="4"/>
               <w:left w:val="single" w:color="A6A6A6" w:sz="4"/>
@@ -1637,7 +1642,7 @@
         </w:tc>
         <w:tc>
           <w:tcPr>
-            <w:tcW w:type="dxa" w:w="7229"/>
+            <w:tcW w:type="dxa" w:w="8197"/>
             <w:tcBorders>
               <w:top w:val="single" w:color="A6A6A6" w:sz="4"/>
               <w:left w:val="single" w:color="A6A6A6" w:sz="4"/>
@@ -1676,7 +1681,7 @@
         </w:trPr>
         <w:tc>
           <w:tcPr>
-            <w:tcW w:type="dxa" w:w="2409"/>
+            <w:tcW w:type="dxa" w:w="1441"/>
             <w:tcBorders>
               <w:top w:val="single" w:color="A6A6A6" w:sz="4"/>
               <w:left w:val="single" w:color="A6A6A6" w:sz="4"/>
@@ -1707,32 +1712,32 @@
         </w:tc>
         <w:tc>
           <w:tcPr>
-            <w:tcW w:type="dxa" w:w="7229"/>
-            <w:tcBorders>
-              <w:top w:val="single" w:color="A6A6A6" w:sz="4"/>
-              <w:left w:val="single" w:color="A6A6A6" w:sz="4"/>
-              <w:bottom w:val="single" w:color="A6A6A6" w:sz="4"/>
-              <w:right w:val="single" w:color="A6A6A6" w:sz="4"/>
-            </w:tcBorders>
-            <w:tcMar>
-              <w:top w:type="dxa" w:w="60"/>
-              <w:left w:type="dxa" w:w="100"/>
-              <w:bottom w:type="dxa" w:w="60"/>
-              <w:right w:type="dxa" w:w="100"/>
-            </w:tcMar>
-            <w:vAlign w:val="top"/>
-          </w:tcPr>
-          <w:p>
-            <w:pPr>
-              <w:spacing w:after="20" w:line="270"/>
-            </w:pPr>
-            <w:r>
-              <w:rPr>
-                <w:rFonts w:ascii="Arial" w:cs="Arial" w:eastAsia="Arial" w:hAnsi="Arial"/>
-                <w:sz w:val="19"/>
-                <w:szCs w:val="19"/>
-              </w:rPr>
-              <w:t xml:space="preserve">Thẻ/bảng: tên, loại, mã, số dư hiện tại, trạng thái, nút sửa / đặt mặc định / ngừng dùng.</w:t>
+            <w:tcW w:type="dxa" w:w="8197"/>
+            <w:tcBorders>
+              <w:top w:val="single" w:color="A6A6A6" w:sz="4"/>
+              <w:left w:val="single" w:color="A6A6A6" w:sz="4"/>
+              <w:bottom w:val="single" w:color="A6A6A6" w:sz="4"/>
+              <w:right w:val="single" w:color="A6A6A6" w:sz="4"/>
+            </w:tcBorders>
+            <w:tcMar>
+              <w:top w:type="dxa" w:w="60"/>
+              <w:left w:type="dxa" w:w="100"/>
+              <w:bottom w:type="dxa" w:w="60"/>
+              <w:right w:type="dxa" w:w="100"/>
+            </w:tcMar>
+            <w:vAlign w:val="top"/>
+          </w:tcPr>
+          <w:p>
+            <w:pPr>
+              <w:spacing w:after="20" w:line="270"/>
+            </w:pPr>
+            <w:r>
+              <w:rPr>
+                <w:rFonts w:ascii="Arial" w:cs="Arial" w:eastAsia="Arial" w:hAnsi="Arial"/>
+                <w:sz w:val="19"/>
+                <w:szCs w:val="19"/>
+              </w:rPr>
+              <w:t xml:space="preserve">Thẻ/bảng: tên, loại, mã, đầu kỳ, số dư hiện tại, số phiếu (tính trên toàn bộ lịch sử), nhãn VietQR khi đã khai BIN, trạng thái, nút sửa / đặt mặc định / ngừng dùng; tổng số dư các tài khoản đang dùng.</w:t>
             </w:r>
           </w:p>
         </w:tc>
@@ -1743,7 +1748,7 @@
         </w:trPr>
         <w:tc>
           <w:tcPr>
-            <w:tcW w:type="dxa" w:w="2409"/>
+            <w:tcW w:type="dxa" w:w="1441"/>
             <w:tcBorders>
               <w:top w:val="single" w:color="A6A6A6" w:sz="4"/>
               <w:left w:val="single" w:color="A6A6A6" w:sz="4"/>
@@ -1774,7 +1779,7 @@
         </w:tc>
         <w:tc>
           <w:tcPr>
-            <w:tcW w:type="dxa" w:w="7229"/>
+            <w:tcW w:type="dxa" w:w="8197"/>
             <w:tcBorders>
               <w:top w:val="single" w:color="A6A6A6" w:sz="4"/>
               <w:left w:val="single" w:color="A6A6A6" w:sz="4"/>
@@ -1805,6 +1810,11 @@
         </w:tc>
       </w:tr>
     </w:tbl>
+    <w:p>
+      <w:pPr>
+        <w:spacing w:after="60"/>
+      </w:pPr>
+    </w:p>
     <w:p>
       <w:pPr>
         <w:pStyle w:val="Heading1"/>
@@ -1828,7 +1838,7 @@
         <w:pStyle w:val="ListParagraph"/>
         <w:numPr>
           <w:ilvl w:val="0"/>
-          <w:numId w:val="3"/>
+          <w:numId w:val="2"/>
         </w:numPr>
         <w:spacing w:after="70" w:line="290"/>
       </w:pPr>
@@ -1864,7 +1874,7 @@
         <w:pStyle w:val="ListParagraph"/>
         <w:numPr>
           <w:ilvl w:val="0"/>
-          <w:numId w:val="3"/>
+          <w:numId w:val="2"/>
         </w:numPr>
         <w:spacing w:after="70" w:line="290"/>
       </w:pPr>
@@ -1882,7 +1892,7 @@
         <w:pStyle w:val="ListParagraph"/>
         <w:numPr>
           <w:ilvl w:val="0"/>
-          <w:numId w:val="3"/>
+          <w:numId w:val="2"/>
         </w:numPr>
         <w:spacing w:after="70" w:line="290"/>
       </w:pPr>
@@ -1900,7 +1910,7 @@
         <w:pStyle w:val="ListParagraph"/>
         <w:numPr>
           <w:ilvl w:val="0"/>
-          <w:numId w:val="3"/>
+          <w:numId w:val="2"/>
         </w:numPr>
         <w:spacing w:after="70" w:line="290"/>
       </w:pPr>
@@ -1911,6 +1921,52 @@
           <w:szCs w:val="21"/>
         </w:rPr>
         <w:t xml:space="preserve">Phiếu đã huỷ không ảnh hưởng số dư.</w:t>
+      </w:r>
+    </w:p>
+    <w:p>
+      <w:pPr>
+        <w:pStyle w:val="ListParagraph"/>
+        <w:numPr>
+          <w:ilvl w:val="0"/>
+          <w:numId w:val="2"/>
+        </w:numPr>
+        <w:spacing w:after="70" w:line="290"/>
+      </w:pPr>
+      <w:r>
+        <w:rPr>
+          <w:rFonts w:ascii="Arial" w:cs="Arial" w:eastAsia="Arial" w:hAnsi="Arial"/>
+          <w:sz w:val="21"/>
+          <w:szCs w:val="21"/>
+        </w:rPr>
+        <w:t xml:space="preserve">Số dư không lưu sẵn mà tính khi đọc; phiếu chi không được làm số dư âm (ATL-16).</w:t>
+      </w:r>
+    </w:p>
+    <w:p>
+      <w:pPr>
+        <w:pStyle w:val="ListParagraph"/>
+        <w:numPr>
+          <w:ilvl w:val="0"/>
+          <w:numId w:val="2"/>
+        </w:numPr>
+        <w:spacing w:after="70" w:line="290"/>
+      </w:pPr>
+      <w:r>
+        <w:rPr>
+          <w:rFonts w:ascii="Arial" w:cs="Arial" w:eastAsia="Arial" w:hAnsi="Arial"/>
+          <w:b/>
+          <w:bCs/>
+          <w:sz w:val="21"/>
+          <w:szCs w:val="21"/>
+        </w:rPr>
+        <w:t xml:space="preserve">VietQR</w:t>
+      </w:r>
+      <w:r>
+        <w:rPr>
+          <w:rFonts w:ascii="Arial" w:cs="Arial" w:eastAsia="Arial" w:hAnsi="Arial"/>
+          <w:sz w:val="21"/>
+          <w:szCs w:val="21"/>
+        </w:rPr>
+        <w:t xml:space="preserve"> tạo ngay trên trình duyệt theo chuẩn NAPAS (không gọi dịch vụ ngoài) từ mã BIN + số tài khoản + số tiền + nội dung chuyển khoản.</w:t>
       </w:r>
     </w:p>
     <w:p>
@@ -1944,9 +2000,9 @@
         </w:tblBorders>
       </w:tblPr>
       <w:tblGrid>
-        <w:gridCol w:w="2409"/>
-        <w:gridCol w:w="2007"/>
-        <w:gridCol w:w="5222"/>
+        <w:gridCol w:w="4030"/>
+        <w:gridCol w:w="1424"/>
+        <w:gridCol w:w="4184"/>
       </w:tblGrid>
       <w:tr>
         <w:trPr>
@@ -1955,7 +2011,7 @@
         </w:trPr>
         <w:tc>
           <w:tcPr>
-            <w:tcW w:type="dxa" w:w="2409"/>
+            <w:tcW w:type="dxa" w:w="4030"/>
             <w:tcBorders>
               <w:top w:val="single" w:color="A6A6A6" w:sz="4"/>
               <w:left w:val="single" w:color="A6A6A6" w:sz="4"/>
@@ -1989,7 +2045,7 @@
         </w:tc>
         <w:tc>
           <w:tcPr>
-            <w:tcW w:type="dxa" w:w="2007"/>
+            <w:tcW w:type="dxa" w:w="1424"/>
             <w:tcBorders>
               <w:top w:val="single" w:color="A6A6A6" w:sz="4"/>
               <w:left w:val="single" w:color="A6A6A6" w:sz="4"/>
@@ -2023,7 +2079,7 @@
         </w:tc>
         <w:tc>
           <w:tcPr>
-            <w:tcW w:type="dxa" w:w="5222"/>
+            <w:tcW w:type="dxa" w:w="4184"/>
             <w:tcBorders>
               <w:top w:val="single" w:color="A6A6A6" w:sz="4"/>
               <w:left w:val="single" w:color="A6A6A6" w:sz="4"/>
@@ -2062,7 +2118,7 @@
         </w:trPr>
         <w:tc>
           <w:tcPr>
-            <w:tcW w:type="dxa" w:w="2409"/>
+            <w:tcW w:type="dxa" w:w="4030"/>
             <w:tcBorders>
               <w:top w:val="single" w:color="A6A6A6" w:sz="4"/>
               <w:left w:val="single" w:color="A6A6A6" w:sz="4"/>
@@ -2093,7 +2149,7 @@
         </w:tc>
         <w:tc>
           <w:tcPr>
-            <w:tcW w:type="dxa" w:w="2007"/>
+            <w:tcW w:type="dxa" w:w="1424"/>
             <w:tcBorders>
               <w:top w:val="single" w:color="A6A6A6" w:sz="4"/>
               <w:left w:val="single" w:color="A6A6A6" w:sz="4"/>
@@ -2124,7 +2180,7 @@
         </w:tc>
         <w:tc>
           <w:tcPr>
-            <w:tcW w:type="dxa" w:w="5222"/>
+            <w:tcW w:type="dxa" w:w="4184"/>
             <w:tcBorders>
               <w:top w:val="single" w:color="A6A6A6" w:sz="4"/>
               <w:left w:val="single" w:color="A6A6A6" w:sz="4"/>
@@ -2160,7 +2216,7 @@
         </w:trPr>
         <w:tc>
           <w:tcPr>
-            <w:tcW w:type="dxa" w:w="2409"/>
+            <w:tcW w:type="dxa" w:w="4030"/>
             <w:tcBorders>
               <w:top w:val="single" w:color="A6A6A6" w:sz="4"/>
               <w:left w:val="single" w:color="A6A6A6" w:sz="4"/>
@@ -2191,7 +2247,7 @@
         </w:tc>
         <w:tc>
           <w:tcPr>
-            <w:tcW w:type="dxa" w:w="2007"/>
+            <w:tcW w:type="dxa" w:w="1424"/>
             <w:tcBorders>
               <w:top w:val="single" w:color="A6A6A6" w:sz="4"/>
               <w:left w:val="single" w:color="A6A6A6" w:sz="4"/>
@@ -2222,7 +2278,7 @@
         </w:tc>
         <w:tc>
           <w:tcPr>
-            <w:tcW w:type="dxa" w:w="5222"/>
+            <w:tcW w:type="dxa" w:w="4184"/>
             <w:tcBorders>
               <w:top w:val="single" w:color="A6A6A6" w:sz="4"/>
               <w:left w:val="single" w:color="A6A6A6" w:sz="4"/>
@@ -2258,94 +2314,94 @@
         </w:trPr>
         <w:tc>
           <w:tcPr>
-            <w:tcW w:type="dxa" w:w="2409"/>
-            <w:tcBorders>
-              <w:top w:val="single" w:color="A6A6A6" w:sz="4"/>
-              <w:left w:val="single" w:color="A6A6A6" w:sz="4"/>
-              <w:bottom w:val="single" w:color="A6A6A6" w:sz="4"/>
-              <w:right w:val="single" w:color="A6A6A6" w:sz="4"/>
-            </w:tcBorders>
-            <w:tcMar>
-              <w:top w:type="dxa" w:w="60"/>
-              <w:left w:type="dxa" w:w="100"/>
-              <w:bottom w:type="dxa" w:w="60"/>
-              <w:right w:type="dxa" w:w="100"/>
-            </w:tcMar>
-            <w:vAlign w:val="top"/>
-          </w:tcPr>
-          <w:p>
-            <w:pPr>
-              <w:spacing w:after="20" w:line="270"/>
-            </w:pPr>
-            <w:r>
-              <w:rPr>
-                <w:rFonts w:ascii="Arial" w:cs="Arial" w:eastAsia="Arial" w:hAnsi="Arial"/>
-                <w:sz w:val="19"/>
-                <w:szCs w:val="19"/>
-              </w:rPr>
-              <w:t xml:space="preserve">openingBalance, balance</w:t>
-            </w:r>
-          </w:p>
-        </w:tc>
-        <w:tc>
-          <w:tcPr>
-            <w:tcW w:type="dxa" w:w="2007"/>
-            <w:tcBorders>
-              <w:top w:val="single" w:color="A6A6A6" w:sz="4"/>
-              <w:left w:val="single" w:color="A6A6A6" w:sz="4"/>
-              <w:bottom w:val="single" w:color="A6A6A6" w:sz="4"/>
-              <w:right w:val="single" w:color="A6A6A6" w:sz="4"/>
-            </w:tcBorders>
-            <w:tcMar>
-              <w:top w:type="dxa" w:w="60"/>
-              <w:left w:type="dxa" w:w="100"/>
-              <w:bottom w:type="dxa" w:w="60"/>
-              <w:right w:type="dxa" w:w="100"/>
-            </w:tcMar>
-            <w:vAlign w:val="top"/>
-          </w:tcPr>
-          <w:p>
-            <w:pPr>
-              <w:spacing w:after="20" w:line="270"/>
-            </w:pPr>
-            <w:r>
-              <w:rPr>
-                <w:rFonts w:ascii="Arial" w:cs="Arial" w:eastAsia="Arial" w:hAnsi="Arial"/>
-                <w:sz w:val="19"/>
-                <w:szCs w:val="19"/>
-              </w:rPr>
-              <w:t xml:space="preserve">Số (₫)</w:t>
-            </w:r>
-          </w:p>
-        </w:tc>
-        <w:tc>
-          <w:tcPr>
-            <w:tcW w:type="dxa" w:w="5222"/>
-            <w:tcBorders>
-              <w:top w:val="single" w:color="A6A6A6" w:sz="4"/>
-              <w:left w:val="single" w:color="A6A6A6" w:sz="4"/>
-              <w:bottom w:val="single" w:color="A6A6A6" w:sz="4"/>
-              <w:right w:val="single" w:color="A6A6A6" w:sz="4"/>
-            </w:tcBorders>
-            <w:tcMar>
-              <w:top w:type="dxa" w:w="60"/>
-              <w:left w:type="dxa" w:w="100"/>
-              <w:bottom w:type="dxa" w:w="60"/>
-              <w:right w:type="dxa" w:w="100"/>
-            </w:tcMar>
-            <w:vAlign w:val="top"/>
-          </w:tcPr>
-          <w:p>
-            <w:pPr>
-              <w:spacing w:after="20" w:line="270"/>
-            </w:pPr>
-            <w:r>
-              <w:rPr>
-                <w:rFonts w:ascii="Arial" w:cs="Arial" w:eastAsia="Arial" w:hAnsi="Arial"/>
-                <w:sz w:val="19"/>
-                <w:szCs w:val="19"/>
-              </w:rPr>
-              <w:t xml:space="preserve">Đầu kỳ; hiện tại (suy ra).</w:t>
+            <w:tcW w:type="dxa" w:w="4030"/>
+            <w:tcBorders>
+              <w:top w:val="single" w:color="A6A6A6" w:sz="4"/>
+              <w:left w:val="single" w:color="A6A6A6" w:sz="4"/>
+              <w:bottom w:val="single" w:color="A6A6A6" w:sz="4"/>
+              <w:right w:val="single" w:color="A6A6A6" w:sz="4"/>
+            </w:tcBorders>
+            <w:tcMar>
+              <w:top w:type="dxa" w:w="60"/>
+              <w:left w:type="dxa" w:w="100"/>
+              <w:bottom w:type="dxa" w:w="60"/>
+              <w:right w:type="dxa" w:w="100"/>
+            </w:tcMar>
+            <w:vAlign w:val="top"/>
+          </w:tcPr>
+          <w:p>
+            <w:pPr>
+              <w:spacing w:after="20" w:line="270"/>
+            </w:pPr>
+            <w:r>
+              <w:rPr>
+                <w:rFonts w:ascii="Arial" w:cs="Arial" w:eastAsia="Arial" w:hAnsi="Arial"/>
+                <w:sz w:val="19"/>
+                <w:szCs w:val="19"/>
+              </w:rPr>
+              <w:t xml:space="preserve">bankBin</w:t>
+            </w:r>
+          </w:p>
+        </w:tc>
+        <w:tc>
+          <w:tcPr>
+            <w:tcW w:type="dxa" w:w="1424"/>
+            <w:tcBorders>
+              <w:top w:val="single" w:color="A6A6A6" w:sz="4"/>
+              <w:left w:val="single" w:color="A6A6A6" w:sz="4"/>
+              <w:bottom w:val="single" w:color="A6A6A6" w:sz="4"/>
+              <w:right w:val="single" w:color="A6A6A6" w:sz="4"/>
+            </w:tcBorders>
+            <w:tcMar>
+              <w:top w:type="dxa" w:w="60"/>
+              <w:left w:type="dxa" w:w="100"/>
+              <w:bottom w:type="dxa" w:w="60"/>
+              <w:right w:type="dxa" w:w="100"/>
+            </w:tcMar>
+            <w:vAlign w:val="top"/>
+          </w:tcPr>
+          <w:p>
+            <w:pPr>
+              <w:spacing w:after="20" w:line="270"/>
+            </w:pPr>
+            <w:r>
+              <w:rPr>
+                <w:rFonts w:ascii="Arial" w:cs="Arial" w:eastAsia="Arial" w:hAnsi="Arial"/>
+                <w:sz w:val="19"/>
+                <w:szCs w:val="19"/>
+              </w:rPr>
+              <w:t xml:space="preserve">6 chữ số</w:t>
+            </w:r>
+          </w:p>
+        </w:tc>
+        <w:tc>
+          <w:tcPr>
+            <w:tcW w:type="dxa" w:w="4184"/>
+            <w:tcBorders>
+              <w:top w:val="single" w:color="A6A6A6" w:sz="4"/>
+              <w:left w:val="single" w:color="A6A6A6" w:sz="4"/>
+              <w:bottom w:val="single" w:color="A6A6A6" w:sz="4"/>
+              <w:right w:val="single" w:color="A6A6A6" w:sz="4"/>
+            </w:tcBorders>
+            <w:tcMar>
+              <w:top w:type="dxa" w:w="60"/>
+              <w:left w:type="dxa" w:w="100"/>
+              <w:bottom w:type="dxa" w:w="60"/>
+              <w:right w:type="dxa" w:w="100"/>
+            </w:tcMar>
+            <w:vAlign w:val="top"/>
+          </w:tcPr>
+          <w:p>
+            <w:pPr>
+              <w:spacing w:after="20" w:line="270"/>
+            </w:pPr>
+            <w:r>
+              <w:rPr>
+                <w:rFonts w:ascii="Arial" w:cs="Arial" w:eastAsia="Arial" w:hAnsi="Arial"/>
+                <w:sz w:val="19"/>
+                <w:szCs w:val="19"/>
+              </w:rPr>
+              <w:t xml:space="preserve">Mã BIN NAPAS của ngân hàng, dùng tạo mã VietQR.</w:t>
             </w:r>
           </w:p>
         </w:tc>
@@ -2356,7 +2412,105 @@
         </w:trPr>
         <w:tc>
           <w:tcPr>
-            <w:tcW w:type="dxa" w:w="2409"/>
+            <w:tcW w:type="dxa" w:w="4030"/>
+            <w:tcBorders>
+              <w:top w:val="single" w:color="A6A6A6" w:sz="4"/>
+              <w:left w:val="single" w:color="A6A6A6" w:sz="4"/>
+              <w:bottom w:val="single" w:color="A6A6A6" w:sz="4"/>
+              <w:right w:val="single" w:color="A6A6A6" w:sz="4"/>
+            </w:tcBorders>
+            <w:tcMar>
+              <w:top w:type="dxa" w:w="60"/>
+              <w:left w:type="dxa" w:w="100"/>
+              <w:bottom w:type="dxa" w:w="60"/>
+              <w:right w:type="dxa" w:w="100"/>
+            </w:tcMar>
+            <w:vAlign w:val="top"/>
+          </w:tcPr>
+          <w:p>
+            <w:pPr>
+              <w:spacing w:after="20" w:line="270"/>
+            </w:pPr>
+            <w:r>
+              <w:rPr>
+                <w:rFonts w:ascii="Arial" w:cs="Arial" w:eastAsia="Arial" w:hAnsi="Arial"/>
+                <w:sz w:val="19"/>
+                <w:szCs w:val="19"/>
+              </w:rPr>
+              <w:t xml:space="preserve">openingBalance, balance</w:t>
+            </w:r>
+          </w:p>
+        </w:tc>
+        <w:tc>
+          <w:tcPr>
+            <w:tcW w:type="dxa" w:w="1424"/>
+            <w:tcBorders>
+              <w:top w:val="single" w:color="A6A6A6" w:sz="4"/>
+              <w:left w:val="single" w:color="A6A6A6" w:sz="4"/>
+              <w:bottom w:val="single" w:color="A6A6A6" w:sz="4"/>
+              <w:right w:val="single" w:color="A6A6A6" w:sz="4"/>
+            </w:tcBorders>
+            <w:tcMar>
+              <w:top w:type="dxa" w:w="60"/>
+              <w:left w:type="dxa" w:w="100"/>
+              <w:bottom w:type="dxa" w:w="60"/>
+              <w:right w:type="dxa" w:w="100"/>
+            </w:tcMar>
+            <w:vAlign w:val="top"/>
+          </w:tcPr>
+          <w:p>
+            <w:pPr>
+              <w:spacing w:after="20" w:line="270"/>
+            </w:pPr>
+            <w:r>
+              <w:rPr>
+                <w:rFonts w:ascii="Arial" w:cs="Arial" w:eastAsia="Arial" w:hAnsi="Arial"/>
+                <w:sz w:val="19"/>
+                <w:szCs w:val="19"/>
+              </w:rPr>
+              <w:t xml:space="preserve">Số (₫)</w:t>
+            </w:r>
+          </w:p>
+        </w:tc>
+        <w:tc>
+          <w:tcPr>
+            <w:tcW w:type="dxa" w:w="4184"/>
+            <w:tcBorders>
+              <w:top w:val="single" w:color="A6A6A6" w:sz="4"/>
+              <w:left w:val="single" w:color="A6A6A6" w:sz="4"/>
+              <w:bottom w:val="single" w:color="A6A6A6" w:sz="4"/>
+              <w:right w:val="single" w:color="A6A6A6" w:sz="4"/>
+            </w:tcBorders>
+            <w:tcMar>
+              <w:top w:type="dxa" w:w="60"/>
+              <w:left w:type="dxa" w:w="100"/>
+              <w:bottom w:type="dxa" w:w="60"/>
+              <w:right w:type="dxa" w:w="100"/>
+            </w:tcMar>
+            <w:vAlign w:val="top"/>
+          </w:tcPr>
+          <w:p>
+            <w:pPr>
+              <w:spacing w:after="20" w:line="270"/>
+            </w:pPr>
+            <w:r>
+              <w:rPr>
+                <w:rFonts w:ascii="Arial" w:cs="Arial" w:eastAsia="Arial" w:hAnsi="Arial"/>
+                <w:sz w:val="19"/>
+                <w:szCs w:val="19"/>
+              </w:rPr>
+              <w:t xml:space="preserve">Đầu kỳ; hiện tại (suy ra).</w:t>
+            </w:r>
+          </w:p>
+        </w:tc>
+      </w:tr>
+      <w:tr>
+        <w:trPr>
+          <w:cantSplit/>
+        </w:trPr>
+        <w:tc>
+          <w:tcPr>
+            <w:tcW w:type="dxa" w:w="4030"/>
             <w:tcBorders>
               <w:top w:val="single" w:color="A6A6A6" w:sz="4"/>
               <w:left w:val="single" w:color="A6A6A6" w:sz="4"/>
@@ -2387,7 +2541,7 @@
         </w:tc>
         <w:tc>
           <w:tcPr>
-            <w:tcW w:type="dxa" w:w="2007"/>
+            <w:tcW w:type="dxa" w:w="1424"/>
             <w:tcBorders>
               <w:top w:val="single" w:color="A6A6A6" w:sz="4"/>
               <w:left w:val="single" w:color="A6A6A6" w:sz="4"/>
@@ -2418,7 +2572,7 @@
         </w:tc>
         <w:tc>
           <w:tcPr>
-            <w:tcW w:type="dxa" w:w="5222"/>
+            <w:tcW w:type="dxa" w:w="4184"/>
             <w:tcBorders>
               <w:top w:val="single" w:color="A6A6A6" w:sz="4"/>
               <w:left w:val="single" w:color="A6A6A6" w:sz="4"/>
@@ -2449,6 +2603,11 @@
         </w:tc>
       </w:tr>
     </w:tbl>
+    <w:p>
+      <w:pPr>
+        <w:spacing w:after="60"/>
+      </w:pPr>
+    </w:p>
     <w:p>
       <w:pPr>
         <w:pStyle w:val="Heading1"/>
@@ -2480,8 +2639,8 @@
         </w:tblBorders>
       </w:tblPr>
       <w:tblGrid>
-        <w:gridCol w:w="2610"/>
-        <w:gridCol w:w="7028"/>
+        <w:gridCol w:w="4186"/>
+        <w:gridCol w:w="5452"/>
       </w:tblGrid>
       <w:tr>
         <w:trPr>
@@ -2490,7 +2649,7 @@
         </w:trPr>
         <w:tc>
           <w:tcPr>
-            <w:tcW w:type="dxa" w:w="2610"/>
+            <w:tcW w:type="dxa" w:w="4186"/>
             <w:tcBorders>
               <w:top w:val="single" w:color="A6A6A6" w:sz="4"/>
               <w:left w:val="single" w:color="A6A6A6" w:sz="4"/>
@@ -2524,7 +2683,7 @@
         </w:tc>
         <w:tc>
           <w:tcPr>
-            <w:tcW w:type="dxa" w:w="7028"/>
+            <w:tcW w:type="dxa" w:w="5452"/>
             <w:tcBorders>
               <w:top w:val="single" w:color="A6A6A6" w:sz="4"/>
               <w:left w:val="single" w:color="A6A6A6" w:sz="4"/>
@@ -2563,7 +2722,7 @@
         </w:trPr>
         <w:tc>
           <w:tcPr>
-            <w:tcW w:type="dxa" w:w="2610"/>
+            <w:tcW w:type="dxa" w:w="4186"/>
             <w:tcBorders>
               <w:top w:val="single" w:color="A6A6A6" w:sz="4"/>
               <w:left w:val="single" w:color="A6A6A6" w:sz="4"/>
@@ -2594,7 +2753,7 @@
         </w:tc>
         <w:tc>
           <w:tcPr>
-            <w:tcW w:type="dxa" w:w="7028"/>
+            <w:tcW w:type="dxa" w:w="5452"/>
             <w:tcBorders>
               <w:top w:val="single" w:color="A6A6A6" w:sz="4"/>
               <w:left w:val="single" w:color="A6A6A6" w:sz="4"/>
@@ -2620,11 +2779,150 @@
                 <w:szCs w:val="19"/>
               </w:rPr>
               <w:t xml:space="preserve">Chọn tài khoản khi lập phiếu; số dư cập nhật theo phiếu.</w:t>
+            </w:r>
+          </w:p>
+        </w:tc>
+      </w:tr>
+      <w:tr>
+        <w:trPr>
+          <w:cantSplit/>
+        </w:trPr>
+        <w:tc>
+          <w:tcPr>
+            <w:tcW w:type="dxa" w:w="4186"/>
+            <w:tcBorders>
+              <w:top w:val="single" w:color="A6A6A6" w:sz="4"/>
+              <w:left w:val="single" w:color="A6A6A6" w:sz="4"/>
+              <w:bottom w:val="single" w:color="A6A6A6" w:sz="4"/>
+              <w:right w:val="single" w:color="A6A6A6" w:sz="4"/>
+            </w:tcBorders>
+            <w:tcMar>
+              <w:top w:type="dxa" w:w="60"/>
+              <w:left w:type="dxa" w:w="100"/>
+              <w:bottom w:type="dxa" w:w="60"/>
+              <w:right w:type="dxa" w:w="100"/>
+            </w:tcMar>
+            <w:vAlign w:val="top"/>
+          </w:tcPr>
+          <w:p>
+            <w:pPr>
+              <w:spacing w:after="20" w:line="270"/>
+            </w:pPr>
+            <w:r>
+              <w:rPr>
+                <w:rFonts w:ascii="Arial" w:cs="Arial" w:eastAsia="Arial" w:hAnsi="Arial"/>
+                <w:sz w:val="19"/>
+                <w:szCs w:val="19"/>
+              </w:rPr>
+              <w:t xml:space="preserve">Công nợ phải thu (ATL-15), Nhắc nợ (ATL-31)</w:t>
+            </w:r>
+          </w:p>
+        </w:tc>
+        <w:tc>
+          <w:tcPr>
+            <w:tcW w:type="dxa" w:w="5452"/>
+            <w:tcBorders>
+              <w:top w:val="single" w:color="A6A6A6" w:sz="4"/>
+              <w:left w:val="single" w:color="A6A6A6" w:sz="4"/>
+              <w:bottom w:val="single" w:color="A6A6A6" w:sz="4"/>
+              <w:right w:val="single" w:color="A6A6A6" w:sz="4"/>
+            </w:tcBorders>
+            <w:tcMar>
+              <w:top w:type="dxa" w:w="60"/>
+              <w:left w:type="dxa" w:w="100"/>
+              <w:bottom w:type="dxa" w:w="60"/>
+              <w:right w:type="dxa" w:w="100"/>
+            </w:tcMar>
+            <w:vAlign w:val="top"/>
+          </w:tcPr>
+          <w:p>
+            <w:pPr>
+              <w:spacing w:after="20" w:line="270"/>
+            </w:pPr>
+            <w:r>
+              <w:rPr>
+                <w:rFonts w:ascii="Arial" w:cs="Arial" w:eastAsia="Arial" w:hAnsi="Arial"/>
+                <w:sz w:val="19"/>
+                <w:szCs w:val="19"/>
+              </w:rPr>
+              <w:t xml:space="preserve">Mã VietQR trên thông báo công nợ và tin nhắc nợ.</w:t>
+            </w:r>
+          </w:p>
+        </w:tc>
+      </w:tr>
+      <w:tr>
+        <w:trPr>
+          <w:cantSplit/>
+        </w:trPr>
+        <w:tc>
+          <w:tcPr>
+            <w:tcW w:type="dxa" w:w="4186"/>
+            <w:tcBorders>
+              <w:top w:val="single" w:color="A6A6A6" w:sz="4"/>
+              <w:left w:val="single" w:color="A6A6A6" w:sz="4"/>
+              <w:bottom w:val="single" w:color="A6A6A6" w:sz="4"/>
+              <w:right w:val="single" w:color="A6A6A6" w:sz="4"/>
+            </w:tcBorders>
+            <w:tcMar>
+              <w:top w:type="dxa" w:w="60"/>
+              <w:left w:type="dxa" w:w="100"/>
+              <w:bottom w:type="dxa" w:w="60"/>
+              <w:right w:type="dxa" w:w="100"/>
+            </w:tcMar>
+            <w:vAlign w:val="top"/>
+          </w:tcPr>
+          <w:p>
+            <w:pPr>
+              <w:spacing w:after="20" w:line="270"/>
+            </w:pPr>
+            <w:r>
+              <w:rPr>
+                <w:rFonts w:ascii="Arial" w:cs="Arial" w:eastAsia="Arial" w:hAnsi="Arial"/>
+                <w:sz w:val="19"/>
+                <w:szCs w:val="19"/>
+              </w:rPr>
+              <w:t xml:space="preserve">Đơn hàng bán (ATL-12)</w:t>
+            </w:r>
+          </w:p>
+        </w:tc>
+        <w:tc>
+          <w:tcPr>
+            <w:tcW w:type="dxa" w:w="5452"/>
+            <w:tcBorders>
+              <w:top w:val="single" w:color="A6A6A6" w:sz="4"/>
+              <w:left w:val="single" w:color="A6A6A6" w:sz="4"/>
+              <w:bottom w:val="single" w:color="A6A6A6" w:sz="4"/>
+              <w:right w:val="single" w:color="A6A6A6" w:sz="4"/>
+            </w:tcBorders>
+            <w:tcMar>
+              <w:top w:type="dxa" w:w="60"/>
+              <w:left w:type="dxa" w:w="100"/>
+              <w:bottom w:type="dxa" w:w="60"/>
+              <w:right w:type="dxa" w:w="100"/>
+            </w:tcMar>
+            <w:vAlign w:val="top"/>
+          </w:tcPr>
+          <w:p>
+            <w:pPr>
+              <w:spacing w:after="20" w:line="270"/>
+            </w:pPr>
+            <w:r>
+              <w:rPr>
+                <w:rFonts w:ascii="Arial" w:cs="Arial" w:eastAsia="Arial" w:hAnsi="Arial"/>
+                <w:sz w:val="19"/>
+                <w:szCs w:val="19"/>
+              </w:rPr>
+              <w:t xml:space="preserve">Tài khoản nhận tiền của "Thu tiền ngay".</w:t>
             </w:r>
           </w:p>
         </w:tc>
       </w:tr>
     </w:tbl>
+    <w:p>
+      <w:pPr>
+        <w:spacing w:after="60"/>
+      </w:pPr>
+    </w:p>
     <w:p>
       <w:pPr>
         <w:pStyle w:val="Heading1"/>
@@ -2656,8 +2954,8 @@
         </w:tblBorders>
       </w:tblPr>
       <w:tblGrid>
-        <w:gridCol w:w="3614"/>
-        <w:gridCol w:w="6024"/>
+        <w:gridCol w:w="4235"/>
+        <w:gridCol w:w="5403"/>
       </w:tblGrid>
       <w:tr>
         <w:trPr>
@@ -2666,7 +2964,7 @@
         </w:trPr>
         <w:tc>
           <w:tcPr>
-            <w:tcW w:type="dxa" w:w="3614"/>
+            <w:tcW w:type="dxa" w:w="4235"/>
             <w:tcBorders>
               <w:top w:val="single" w:color="A6A6A6" w:sz="4"/>
               <w:left w:val="single" w:color="A6A6A6" w:sz="4"/>
@@ -2700,7 +2998,7 @@
         </w:tc>
         <w:tc>
           <w:tcPr>
-            <w:tcW w:type="dxa" w:w="6024"/>
+            <w:tcW w:type="dxa" w:w="5403"/>
             <w:tcBorders>
               <w:top w:val="single" w:color="A6A6A6" w:sz="4"/>
               <w:left w:val="single" w:color="A6A6A6" w:sz="4"/>
@@ -2739,7 +3037,7 @@
         </w:trPr>
         <w:tc>
           <w:tcPr>
-            <w:tcW w:type="dxa" w:w="3614"/>
+            <w:tcW w:type="dxa" w:w="4235"/>
             <w:tcBorders>
               <w:top w:val="single" w:color="A6A6A6" w:sz="4"/>
               <w:left w:val="single" w:color="A6A6A6" w:sz="4"/>
@@ -2770,7 +3068,7 @@
         </w:tc>
         <w:tc>
           <w:tcPr>
-            <w:tcW w:type="dxa" w:w="6024"/>
+            <w:tcW w:type="dxa" w:w="5403"/>
             <w:tcBorders>
               <w:top w:val="single" w:color="A6A6A6" w:sz="4"/>
               <w:left w:val="single" w:color="A6A6A6" w:sz="4"/>
@@ -2801,6 +3099,11 @@
         </w:tc>
       </w:tr>
     </w:tbl>
+    <w:p>
+      <w:pPr>
+        <w:spacing w:after="60"/>
+      </w:pPr>
+    </w:p>
     <w:p>
       <w:pPr>
         <w:pStyle w:val="Heading1"/>
@@ -2824,7 +3127,7 @@
         <w:pStyle w:val="ListParagraph"/>
         <w:numPr>
           <w:ilvl w:val="0"/>
-          <w:numId w:val="2"/>
+          <w:numId w:val="1"/>
         </w:numPr>
         <w:spacing w:after="60" w:line="290"/>
       </w:pPr>
@@ -2842,7 +3145,7 @@
         <w:pStyle w:val="ListParagraph"/>
         <w:numPr>
           <w:ilvl w:val="0"/>
-          <w:numId w:val="2"/>
+          <w:numId w:val="1"/>
         </w:numPr>
         <w:spacing w:after="60" w:line="290"/>
       </w:pPr>
@@ -2905,7 +3208,7 @@
 </file>
 
 <file path=word/footer1.xml><?xml version="1.0" encoding="utf-8"?>
-<w:ftr xmlns:wpc="http://schemas.microsoft.com/office/word/2010/wordprocessingCanvas" xmlns:mc="http://schemas.openxmlformats.org/markup-compatibility/2006" xmlns:o="urn:schemas-microsoft-com:office:office" xmlns:r="http://schemas.openxmlformats.org/officeDocument/2006/relationships" xmlns:m="http://schemas.openxmlformats.org/officeDocument/2006/math" xmlns:v="urn:schemas-microsoft-com:vml" xmlns:wp14="http://schemas.microsoft.com/office/word/2010/wordprocessingDrawing" xmlns:wp="http://schemas.openxmlformats.org/drawingml/2006/wordprocessingDrawing" xmlns:w10="urn:schemas-microsoft-com:office:word" xmlns:w="http://schemas.openxmlformats.org/wordprocessingml/2006/main" xmlns:w14="http://schemas.microsoft.com/office/word/2010/wordml" xmlns:w15="http://schemas.microsoft.com/office/word/2012/wordml" xmlns:wpg="http://schemas.microsoft.com/office/word/2010/wordprocessingGroup" xmlns:wpi="http://schemas.microsoft.com/office/word/2010/wordprocessingInk" xmlns:wne="http://schemas.microsoft.com/office/word/2006/wordml" xmlns:wps="http://schemas.microsoft.com/office/word/2010/wordprocessingShape">
+<w:ftr xmlns:r="http://schemas.openxmlformats.org/officeDocument/2006/relationships" xmlns:w="http://schemas.openxmlformats.org/wordprocessingml/2006/main">
   <w:p>
     <w:pPr>
       <w:jc w:val="center"/>
@@ -2945,6 +3248,15 @@
         <w:szCs w:val="17"/>
       </w:rPr>
       <w:fldChar w:fldCharType="separate"/>
+    </w:r>
+    <w:r>
+      <w:rPr>
+        <w:rFonts w:ascii="Arial" w:cs="Arial" w:eastAsia="Arial" w:hAnsi="Arial"/>
+        <w:color w:val="7F7F7F"/>
+        <w:sz w:val="17"/>
+        <w:szCs w:val="17"/>
+      </w:rPr>
+      <w:t>1</w:t>
     </w:r>
     <w:r>
       <w:rPr>
@@ -2998,6 +3310,15 @@
         <w:sz w:val="17"/>
         <w:szCs w:val="17"/>
       </w:rPr>
+      <w:t>1</w:t>
+    </w:r>
+    <w:r>
+      <w:rPr>
+        <w:rFonts w:ascii="Arial" w:cs="Arial" w:eastAsia="Arial" w:hAnsi="Arial"/>
+        <w:color w:val="7F7F7F"/>
+        <w:sz w:val="17"/>
+        <w:szCs w:val="17"/>
+      </w:rPr>
       <w:fldChar w:fldCharType="end"/>
     </w:r>
   </w:p>
@@ -3042,7 +3363,7 @@
 </file>
 
 <file path=word/header1.xml><?xml version="1.0" encoding="utf-8"?>
-<w:hdr xmlns:wpc="http://schemas.microsoft.com/office/word/2010/wordprocessingCanvas" xmlns:mc="http://schemas.openxmlformats.org/markup-compatibility/2006" xmlns:o="urn:schemas-microsoft-com:office:office" xmlns:r="http://schemas.openxmlformats.org/officeDocument/2006/relationships" xmlns:m="http://schemas.openxmlformats.org/officeDocument/2006/math" xmlns:v="urn:schemas-microsoft-com:vml" xmlns:wp14="http://schemas.microsoft.com/office/word/2010/wordprocessingDrawing" xmlns:wp="http://schemas.openxmlformats.org/drawingml/2006/wordprocessingDrawing" xmlns:w10="urn:schemas-microsoft-com:office:word" xmlns:w="http://schemas.openxmlformats.org/wordprocessingml/2006/main" xmlns:w14="http://schemas.microsoft.com/office/word/2010/wordml" xmlns:w15="http://schemas.microsoft.com/office/word/2012/wordml" xmlns:wpg="http://schemas.microsoft.com/office/word/2010/wordprocessingGroup" xmlns:wpi="http://schemas.microsoft.com/office/word/2010/wordprocessingInk" xmlns:wne="http://schemas.microsoft.com/office/word/2006/wordml" xmlns:wps="http://schemas.microsoft.com/office/word/2010/wordprocessingShape" xmlns:cx="http://schemas.microsoft.com/office/drawing/2014/chartex" xmlns:cx1="http://schemas.microsoft.com/office/drawing/2015/9/8/chartex" xmlns:cx2="http://schemas.microsoft.com/office/drawing/2015/10/21/chartex" xmlns:cx3="http://schemas.microsoft.com/office/drawing/2016/5/9/chartex" xmlns:cx4="http://schemas.microsoft.com/office/drawing/2016/5/10/chartex" xmlns:cx5="http://schemas.microsoft.com/office/drawing/2016/5/11/chartex" xmlns:cx6="http://schemas.microsoft.com/office/drawing/2016/5/12/chartex" xmlns:cx7="http://schemas.microsoft.com/office/drawing/2016/5/13/chartex" xmlns:cx8="http://schemas.microsoft.com/office/drawing/2016/5/14/chartex" xmlns:w16cid="http://schemas.microsoft.com/office/word/2016/wordml/cid" xmlns:w16se="http://schemas.microsoft.com/office/word/2015/wordml/symex">
+<w:hdr xmlns:r="http://schemas.openxmlformats.org/officeDocument/2006/relationships" xmlns:w="http://schemas.openxmlformats.org/wordprocessingml/2006/main">
   <w:p>
     <w:pPr>
       <w:pBdr>
@@ -3068,101 +3389,18 @@
         <w:sz w:val="17"/>
         <w:szCs w:val="17"/>
       </w:rPr>
-      <w:t xml:space="preserve">	ATL-17 · Tài khoản tiền</w:t>
+      <w:tab/>
+      <w:t xml:space="preserve">ATL-17 · Tài khoản tiền</w:t>
     </w:r>
   </w:p>
 </w:hdr>
 </file>
 
 <file path=word/numbering.xml><?xml version="1.0" encoding="utf-8"?>
-<w:numbering xmlns:wpc="http://schemas.microsoft.com/office/word/2010/wordprocessingCanvas" xmlns:mc="http://schemas.openxmlformats.org/markup-compatibility/2006" xmlns:o="urn:schemas-microsoft-com:office:office" xmlns:r="http://schemas.openxmlformats.org/officeDocument/2006/relationships" xmlns:m="http://schemas.openxmlformats.org/officeDocument/2006/math" xmlns:v="urn:schemas-microsoft-com:vml" xmlns:wp14="http://schemas.microsoft.com/office/word/2010/wordprocessingDrawing" xmlns:wp="http://schemas.openxmlformats.org/drawingml/2006/wordprocessingDrawing" xmlns:w10="urn:schemas-microsoft-com:office:word" xmlns:w="http://schemas.openxmlformats.org/wordprocessingml/2006/main" xmlns:w14="http://schemas.microsoft.com/office/word/2010/wordml" xmlns:w15="http://schemas.microsoft.com/office/word/2012/wordml" xmlns:wpg="http://schemas.microsoft.com/office/word/2010/wordprocessingGroup" xmlns:wpi="http://schemas.microsoft.com/office/word/2010/wordprocessingInk" xmlns:wne="http://schemas.microsoft.com/office/word/2006/wordml" xmlns:wps="http://schemas.microsoft.com/office/word/2010/wordprocessingShape" mc:Ignorable="w14 w15 wp14">
-  <w:abstractNum w:abstractNumId="1" w15:restartNumberingAfterBreak="0">
-    <w:multiLevelType w:val="hybridMultilevel"/>
-    <w:lvl w:ilvl="0" w:tentative="1">
-      <w:start w:val="1"/>
-      <w:numFmt w:val="bullet"/>
-      <w:lvlText w:val="●"/>
-      <w:lvlJc w:val="left"/>
-      <w:pPr>
-        <w:ind w:left="720" w:hanging="360"/>
-      </w:pPr>
-    </w:lvl>
-    <w:lvl w:ilvl="1" w:tentative="1">
-      <w:start w:val="1"/>
-      <w:numFmt w:val="bullet"/>
-      <w:lvlText w:val="○"/>
-      <w:lvlJc w:val="left"/>
-      <w:pPr>
-        <w:ind w:left="1440" w:hanging="360"/>
-      </w:pPr>
-    </w:lvl>
-    <w:lvl w:ilvl="2" w:tentative="1">
-      <w:start w:val="1"/>
-      <w:numFmt w:val="bullet"/>
-      <w:lvlText w:val="■"/>
-      <w:lvlJc w:val="left"/>
-      <w:pPr>
-        <w:ind w:left="2160" w:hanging="360"/>
-      </w:pPr>
-    </w:lvl>
-    <w:lvl w:ilvl="3" w:tentative="1">
-      <w:start w:val="1"/>
-      <w:numFmt w:val="bullet"/>
-      <w:lvlText w:val="●"/>
-      <w:lvlJc w:val="left"/>
-      <w:pPr>
-        <w:ind w:left="2880" w:hanging="360"/>
-      </w:pPr>
-    </w:lvl>
-    <w:lvl w:ilvl="4" w:tentative="1">
-      <w:start w:val="1"/>
-      <w:numFmt w:val="bullet"/>
-      <w:lvlText w:val="○"/>
-      <w:lvlJc w:val="left"/>
-      <w:pPr>
-        <w:ind w:left="3600" w:hanging="360"/>
-      </w:pPr>
-    </w:lvl>
-    <w:lvl w:ilvl="5" w:tentative="1">
-      <w:start w:val="1"/>
-      <w:numFmt w:val="bullet"/>
-      <w:lvlText w:val="■"/>
-      <w:lvlJc w:val="left"/>
-      <w:pPr>
-        <w:ind w:left="4320" w:hanging="360"/>
-      </w:pPr>
-    </w:lvl>
-    <w:lvl w:ilvl="6" w:tentative="1">
-      <w:start w:val="1"/>
-      <w:numFmt w:val="bullet"/>
-      <w:lvlText w:val="●"/>
-      <w:lvlJc w:val="left"/>
-      <w:pPr>
-        <w:ind w:left="5040" w:hanging="360"/>
-      </w:pPr>
-    </w:lvl>
-    <w:lvl w:ilvl="7" w:tentative="1">
-      <w:start w:val="1"/>
-      <w:numFmt w:val="bullet"/>
-      <w:lvlText w:val="●"/>
-      <w:lvlJc w:val="left"/>
-      <w:pPr>
-        <w:ind w:left="5760" w:hanging="360"/>
-      </w:pPr>
-    </w:lvl>
-    <w:lvl w:ilvl="8" w:tentative="1">
-      <w:start w:val="1"/>
-      <w:numFmt w:val="bullet"/>
-      <w:lvlText w:val="●"/>
-      <w:lvlJc w:val="left"/>
-      <w:pPr>
-        <w:ind w:left="6480" w:hanging="360"/>
-      </w:pPr>
-    </w:lvl>
-  </w:abstractNum>
-  <w:abstractNum w:abstractNumId="2" w15:restartNumberingAfterBreak="0">
-    <w:multiLevelType w:val="hybridMultilevel"/>
-    <w:lvl w:ilvl="0" w:tentative="1">
+<w:numbering xmlns:r="http://schemas.openxmlformats.org/officeDocument/2006/relationships" xmlns:w="http://schemas.openxmlformats.org/wordprocessingml/2006/main">
+  <w:abstractNum w:abstractNumId="1">
+    <w:multiLevelType w:val="singleLevel"/>
+    <w:lvl w:ilvl="0">
       <w:start w:val="1"/>
       <w:numFmt w:val="bullet"/>
       <w:lvlText w:val="•"/>
@@ -3172,9 +3410,9 @@
       </w:pPr>
     </w:lvl>
   </w:abstractNum>
-  <w:abstractNum w:abstractNumId="3" w15:restartNumberingAfterBreak="0">
-    <w:multiLevelType w:val="hybridMultilevel"/>
-    <w:lvl w:ilvl="0" w:tentative="1">
+  <w:abstractNum w:abstractNumId="2">
+    <w:multiLevelType w:val="singleLevel"/>
+    <w:lvl w:ilvl="0">
       <w:start w:val="1"/>
       <w:numFmt w:val="decimal"/>
       <w:lvlText w:val="%1."/>
@@ -3186,18 +3424,9 @@
   </w:abstractNum>
   <w:num w:numId="1">
     <w:abstractNumId w:val="1"/>
-    <w:lvlOverride w:ilvl="0">
-      <w:startOverride w:val="1"/>
-    </w:lvlOverride>
   </w:num>
   <w:num w:numId="2">
     <w:abstractNumId w:val="2"/>
-    <w:lvlOverride w:ilvl="0">
-      <w:startOverride w:val="1"/>
-    </w:lvlOverride>
-  </w:num>
-  <w:num w:numId="3">
-    <w:abstractNumId w:val="3"/>
     <w:lvlOverride w:ilvl="0">
       <w:startOverride w:val="1"/>
     </w:lvlOverride>
